--- a/AI_for_Finance_Course/Class_Notes/Class_03_Credit_Risk_Modeling_with_Machine_Learning_Notes.docx
+++ b/AI_for_Finance_Course/Class_Notes/Class_03_Credit_Risk_Modeling_with_Machine_Learning_Notes.docx
@@ -60,7 +60,7 @@
         <w:jc w:val="center"/>
       </w:pPr>
       <w:r>
-        <w:t xml:space="preserve">Date: [Placeholder]</w:t>
+        <w:t>Date: February 2026</w:t>
       </w:r>
     </w:p>
     <w:p>
